--- a/cs744-autumn2026-lab1/lab1/lab1.docx
+++ b/cs744-autumn2026-lab1/lab1/lab1.docx
@@ -7047,72 +7047,27 @@
           <w:sz w:val="20"/>
           <w:szCs w:val="20"/>
         </w:rPr>
-        <w:t xml:space="preserve">7. n (next) command was used until the line 13 which prints the value of next. It was observed that the first iteration gives the correct output </w:t>
-      </w:r>
-      <w:r>
-        <w:rPr>
-          <w:b/>
-          <w:bCs/>
-          <w:sz w:val="20"/>
-          <w:szCs w:val="20"/>
-        </w:rPr>
-        <w:t xml:space="preserve">(2) </w:t>
-      </w:r>
-      <w:r>
-        <w:rPr>
-          <w:b/>
-          <w:bCs/>
-          <w:sz w:val="20"/>
-          <w:szCs w:val="20"/>
-        </w:rPr>
-        <w:t>of the next element in the series.</w:t>
-      </w:r>
-    </w:p>
-    <w:p>
-      <w:pPr>
-        <w:pStyle w:val="normal1"/>
-        <w:rPr>
-          <w:b/>
-          <w:bCs/>
-          <w:sz w:val="20"/>
-          <w:szCs w:val="20"/>
-        </w:rPr>
-      </w:pPr>
-      <w:r>
-        <w:rPr>
-          <w:b/>
-          <w:bCs/>
-          <w:sz w:val="20"/>
-          <w:szCs w:val="20"/>
-        </w:rPr>
-        <w:t xml:space="preserve">8. The next 2 instructions were run and values of second_last and last were printed using: p second_last and p last. </w:t>
-      </w:r>
-      <w:r>
-        <w:rPr>
-          <w:b/>
-          <w:bCs/>
-          <w:sz w:val="20"/>
-          <w:szCs w:val="20"/>
-        </w:rPr>
-        <w:t>It was observed that the newly assigned values to the variables were incorrect. second_last should have been</w:t>
-      </w:r>
-      <w:r>
-        <w:rPr>
-          <w:b/>
-          <w:bCs/>
-          <w:sz w:val="20"/>
-          <w:szCs w:val="20"/>
-        </w:rPr>
-        <w:t xml:space="preserve"> </w:t>
-      </w:r>
-      <w:r>
-        <w:rPr>
-          <w:b/>
-          <w:bCs/>
-          <w:sz w:val="20"/>
-          <w:szCs w:val="20"/>
-        </w:rPr>
-        <w:t>1 and last should have been 2. This implied that the error lied in the assignment of the values.</w:t>
+        <w:t>7. n (next) command was used until the line 13 which prints the value of next. It was observed that the first iteration gives the correct output (2) of the next element in the series.</w:t>
+      </w:r>
+    </w:p>
+    <w:p>
+      <w:pPr>
+        <w:pStyle w:val="normal1"/>
+        <w:rPr>
+          <w:b/>
+          <w:bCs/>
+          <w:sz w:val="20"/>
+          <w:szCs w:val="20"/>
+        </w:rPr>
+      </w:pPr>
+      <w:r>
+        <w:rPr>
+          <w:b/>
+          <w:bCs/>
+          <w:sz w:val="20"/>
+          <w:szCs w:val="20"/>
+        </w:rPr>
+        <w:t>8. The next 2 instructions were run and values of second_last and last were printed using: p second_last and p last. It was observed that the newly assigned values to the variables were incorrect. second_last should have been 1 and last should have been 2. This implied that the error lied in the assignment of the values.</w:t>
       </w:r>
     </w:p>
     <w:p>
@@ -7214,7 +7169,10 @@
         </w:rPr>
       </w:pPr>
       <w:r>
-        <w:rPr/>
+        <w:rPr>
+          <w:sz w:val="20"/>
+          <w:szCs w:val="20"/>
+        </w:rPr>
       </w:r>
     </w:p>
     <w:p>
@@ -7254,92 +7212,47 @@
           <w:sz w:val="20"/>
           <w:szCs w:val="20"/>
         </w:rPr>
-        <w:t xml:space="preserve">1. Program was compiled with the -g tag: gcc -g </w:t>
-      </w:r>
-      <w:r>
-        <w:rPr>
-          <w:b/>
-          <w:bCs/>
-          <w:sz w:val="20"/>
-          <w:szCs w:val="20"/>
-        </w:rPr>
-        <w:t>pointers</w:t>
-      </w:r>
-      <w:r>
-        <w:rPr>
-          <w:b/>
-          <w:bCs/>
-          <w:sz w:val="20"/>
-          <w:szCs w:val="20"/>
-        </w:rPr>
-        <w:t xml:space="preserve">.c -o </w:t>
-      </w:r>
-      <w:r>
-        <w:rPr>
-          <w:b/>
-          <w:bCs/>
-          <w:sz w:val="20"/>
-          <w:szCs w:val="20"/>
-        </w:rPr>
-        <w:t>pointers</w:t>
-      </w:r>
-    </w:p>
-    <w:p>
-      <w:pPr>
-        <w:pStyle w:val="normal1"/>
-        <w:rPr>
-          <w:b/>
-          <w:bCs/>
-          <w:sz w:val="20"/>
-          <w:szCs w:val="20"/>
-        </w:rPr>
-      </w:pPr>
-      <w:r>
-        <w:rPr>
-          <w:b/>
-          <w:bCs/>
-          <w:sz w:val="20"/>
-          <w:szCs w:val="20"/>
-        </w:rPr>
-        <w:t xml:space="preserve">2. Upon running the output showed </w:t>
-      </w:r>
-      <w:r>
-        <w:rPr>
-          <w:b/>
-          <w:bCs/>
-          <w:sz w:val="20"/>
-          <w:szCs w:val="20"/>
-        </w:rPr>
-        <w:t>a segmentation fault</w:t>
-      </w:r>
-    </w:p>
-    <w:p>
-      <w:pPr>
-        <w:pStyle w:val="normal1"/>
-        <w:rPr>
-          <w:b/>
-          <w:bCs/>
-          <w:sz w:val="20"/>
-          <w:szCs w:val="20"/>
-        </w:rPr>
-      </w:pPr>
-      <w:r>
-        <w:rPr>
-          <w:b/>
-          <w:bCs/>
-          <w:sz w:val="20"/>
-          <w:szCs w:val="20"/>
-        </w:rPr>
-        <w:t xml:space="preserve">3. gdb was run using: gdb </w:t>
-      </w:r>
-      <w:r>
-        <w:rPr>
-          <w:b/>
-          <w:bCs/>
-          <w:sz w:val="20"/>
-          <w:szCs w:val="20"/>
-        </w:rPr>
-        <w:t xml:space="preserve">pointers </w:t>
+        <w:t>1. Program was compiled with the -g tag: gcc -g pointers.c -o pointers</w:t>
+      </w:r>
+    </w:p>
+    <w:p>
+      <w:pPr>
+        <w:pStyle w:val="normal1"/>
+        <w:rPr>
+          <w:b/>
+          <w:bCs/>
+          <w:sz w:val="20"/>
+          <w:szCs w:val="20"/>
+        </w:rPr>
+      </w:pPr>
+      <w:r>
+        <w:rPr>
+          <w:b/>
+          <w:bCs/>
+          <w:sz w:val="20"/>
+          <w:szCs w:val="20"/>
+        </w:rPr>
+        <w:t>2. Upon running the output showed a segmentation fault</w:t>
+      </w:r>
+    </w:p>
+    <w:p>
+      <w:pPr>
+        <w:pStyle w:val="normal1"/>
+        <w:rPr>
+          <w:b/>
+          <w:bCs/>
+          <w:sz w:val="20"/>
+          <w:szCs w:val="20"/>
+        </w:rPr>
+      </w:pPr>
+      <w:r>
+        <w:rPr>
+          <w:b/>
+          <w:bCs/>
+          <w:sz w:val="20"/>
+          <w:szCs w:val="20"/>
+        </w:rPr>
+        <w:t xml:space="preserve">3. gdb was run using: gdb pointers </w:t>
       </w:r>
     </w:p>
     <w:p>
@@ -7929,6 +7842,55 @@
           <w:szCs w:val="20"/>
         </w:rPr>
         <w:t>, and justify your results. Submissions should contain binary files and screenshots of QEMU along with an explanation.</w:t>
+      </w:r>
+    </w:p>
+    <w:p>
+      <w:pPr>
+        <w:pStyle w:val="normal1"/>
+        <w:ind w:hanging="0" w:left="0"/>
+        <w:rPr>
+          <w:sz w:val="20"/>
+          <w:szCs w:val="20"/>
+        </w:rPr>
+      </w:pPr>
+      <w:r>
+        <w:rPr>
+          <w:sz w:val="20"/>
+          <w:szCs w:val="20"/>
+        </w:rPr>
+        <w:tab/>
+      </w:r>
+    </w:p>
+    <w:p>
+      <w:pPr>
+        <w:pStyle w:val="normal1"/>
+        <w:ind w:hanging="0" w:left="0"/>
+        <w:rPr>
+          <w:sz w:val="20"/>
+          <w:szCs w:val="20"/>
+        </w:rPr>
+      </w:pPr>
+      <w:r>
+        <w:rPr>
+          <w:sz w:val="20"/>
+          <w:szCs w:val="20"/>
+        </w:rPr>
+        <w:tab/>
+      </w:r>
+      <w:r>
+        <w:rPr>
+          <w:b/>
+          <w:bCs/>
+          <w:sz w:val="20"/>
+          <w:szCs w:val="20"/>
+        </w:rPr>
+        <w:t xml:space="preserve">boot_sector1.bin shows no bootable device error as the asm file has no magic number </w:t>
+        <w:tab/>
+        <w:t xml:space="preserve">indicating that the binary is a boot sector, the boot is attempted from all devices. Since </w:t>
+        <w:tab/>
+        <w:t xml:space="preserve">boot_section2.bin contains this magic number, boot is successfully attempted from hard </w:t>
+        <w:tab/>
+        <w:t>disk.</w:t>
       </w:r>
     </w:p>
     <w:p>
